--- a/download-documents/English Curriculum Vitae - Pepijn Emmers.docx
+++ b/download-documents/English Curriculum Vitae - Pepijn Emmers.docx
@@ -37,14 +37,12 @@
         <w:rPr>
           <w:rFonts w:ascii="Arial" w:hAnsi="Arial" w:cs="Arial"/>
           <w:sz w:val="28"/>
-          <w:lang w:val="en-US"/>
         </w:rPr>
       </w:pPr>
       <w:r>
         <w:rPr>
           <w:rFonts w:ascii="Arial" w:hAnsi="Arial" w:cs="Arial"/>
           <w:sz w:val="28"/>
-          <w:lang w:val="en-US"/>
         </w:rPr>
         <w:t xml:space="preserve">                                               </w:t>
       </w:r>
@@ -67,7 +65,6 @@
           <w:b/>
           <w:sz w:val="32"/>
           <w:szCs w:val="32"/>
-          <w:lang w:val="en-US"/>
         </w:rPr>
       </w:pPr>
       <w:r>
@@ -76,9 +73,17 @@
           <w:b/>
           <w:sz w:val="32"/>
           <w:szCs w:val="32"/>
-          <w:lang w:val="en-US"/>
-        </w:rPr>
-        <w:t xml:space="preserve">Curriculum vitae </w:t>
+        </w:rPr>
+        <w:t>Curriculum vitae</w:t>
+      </w:r>
+      <w:r>
+        <w:rPr>
+          <w:rFonts w:ascii="Arial" w:hAnsi="Arial" w:cs="Arial"/>
+          <w:b/>
+          <w:sz w:val="32"/>
+          <w:szCs w:val="32"/>
+        </w:rPr>
+        <w:t xml:space="preserve"> </w:t>
       </w:r>
     </w:p>
     <w:p>
@@ -94,7 +99,6 @@
         <w:rPr>
           <w:rFonts w:ascii="Arial" w:hAnsi="Arial" w:cs="Arial"/>
           <w:sz w:val="28"/>
-          <w:lang w:val="en-US"/>
         </w:rPr>
       </w:pPr>
     </w:p>
@@ -115,15 +119,13 @@
         <w:rPr>
           <w:rFonts w:ascii="Arial" w:hAnsi="Arial" w:cs="Arial"/>
           <w:sz w:val="24"/>
-          <w:lang w:val="en-US"/>
-        </w:rPr>
-      </w:pPr>
-      <w:r>
-        <w:rPr>
-          <w:rFonts w:ascii="Arial" w:hAnsi="Arial" w:cs="Arial"/>
-          <w:b/>
-          <w:sz w:val="24"/>
-          <w:lang w:val="en-US"/>
+        </w:rPr>
+      </w:pPr>
+      <w:r>
+        <w:rPr>
+          <w:rFonts w:ascii="Arial" w:hAnsi="Arial" w:cs="Arial"/>
+          <w:b/>
+          <w:sz w:val="24"/>
         </w:rPr>
         <w:t>Perso</w:t>
       </w:r>
@@ -132,7 +134,6 @@
           <w:rFonts w:ascii="Arial" w:hAnsi="Arial" w:cs="Arial"/>
           <w:b/>
           <w:sz w:val="24"/>
-          <w:lang w:val="en-US"/>
         </w:rPr>
         <w:t>nal information</w:t>
       </w:r>
@@ -141,7 +142,6 @@
           <w:rFonts w:ascii="Arial" w:hAnsi="Arial" w:cs="Arial"/>
           <w:b/>
           <w:sz w:val="24"/>
-          <w:lang w:val="en-US"/>
         </w:rPr>
         <w:t xml:space="preserve">: </w:t>
       </w:r>
@@ -150,7 +150,6 @@
           <w:rFonts w:ascii="Arial" w:hAnsi="Arial" w:cs="Arial"/>
           <w:b/>
           <w:sz w:val="24"/>
-          <w:lang w:val="en-US"/>
         </w:rPr>
         <w:tab/>
       </w:r>
@@ -172,15 +171,13 @@
           <w:rFonts w:ascii="Arial" w:hAnsi="Arial" w:cs="Arial"/>
           <w:b/>
           <w:sz w:val="24"/>
-          <w:lang w:val="en-US"/>
-        </w:rPr>
-      </w:pPr>
-      <w:r>
-        <w:rPr>
-          <w:rFonts w:ascii="Arial" w:hAnsi="Arial" w:cs="Arial"/>
-          <w:b/>
-          <w:sz w:val="24"/>
-          <w:lang w:val="en-US"/>
+        </w:rPr>
+      </w:pPr>
+      <w:r>
+        <w:rPr>
+          <w:rFonts w:ascii="Arial" w:hAnsi="Arial" w:cs="Arial"/>
+          <w:b/>
+          <w:sz w:val="24"/>
         </w:rPr>
         <w:tab/>
       </w:r>
@@ -201,14 +198,12 @@
         <w:rPr>
           <w:rFonts w:ascii="Arial" w:hAnsi="Arial" w:cs="Arial"/>
           <w:sz w:val="24"/>
-          <w:lang w:val="en-US"/>
-        </w:rPr>
-      </w:pPr>
-      <w:r>
-        <w:rPr>
-          <w:rFonts w:ascii="Arial" w:hAnsi="Arial" w:cs="Arial"/>
-          <w:sz w:val="24"/>
-          <w:lang w:val="en-US"/>
+        </w:rPr>
+      </w:pPr>
+      <w:r>
+        <w:rPr>
+          <w:rFonts w:ascii="Arial" w:hAnsi="Arial" w:cs="Arial"/>
+          <w:sz w:val="24"/>
         </w:rPr>
         <w:t>Name</w:t>
       </w:r>
@@ -216,16 +211,27 @@
         <w:rPr>
           <w:rFonts w:ascii="Arial" w:hAnsi="Arial" w:cs="Arial"/>
           <w:sz w:val="24"/>
-          <w:lang w:val="en-US"/>
-        </w:rPr>
-        <w:tab/>
-        <w:t xml:space="preserve">Pepijn Emmers        </w:t>
-      </w:r>
-      <w:r>
-        <w:rPr>
-          <w:rFonts w:ascii="Arial" w:hAnsi="Arial" w:cs="Arial"/>
-          <w:sz w:val="24"/>
-          <w:lang w:val="en-US"/>
+        </w:rPr>
+        <w:tab/>
+      </w:r>
+      <w:r>
+        <w:rPr>
+          <w:rFonts w:ascii="Arial" w:hAnsi="Arial" w:cs="Arial"/>
+          <w:sz w:val="24"/>
+        </w:rPr>
+        <w:t>Pepijn Emmers</w:t>
+      </w:r>
+      <w:r>
+        <w:rPr>
+          <w:rFonts w:ascii="Arial" w:hAnsi="Arial" w:cs="Arial"/>
+          <w:sz w:val="24"/>
+        </w:rPr>
+        <w:t xml:space="preserve">        </w:t>
+      </w:r>
+      <w:r>
+        <w:rPr>
+          <w:rFonts w:ascii="Arial" w:hAnsi="Arial" w:cs="Arial"/>
+          <w:sz w:val="24"/>
         </w:rPr>
         <w:tab/>
         <w:t xml:space="preserve">                                                                         </w:t>
@@ -257,1032 +263,1111 @@
           <w:sz w:val="24"/>
           <w:lang w:val="en-US"/>
         </w:rPr>
-        <w:t>Street and house number</w:t>
-      </w:r>
-      <w:r>
-        <w:rPr>
-          <w:rFonts w:ascii="Arial" w:hAnsi="Arial" w:cs="Arial"/>
-          <w:sz w:val="24"/>
-          <w:lang w:val="en-US"/>
-        </w:rPr>
-        <w:tab/>
-      </w:r>
-      <w:r>
-        <w:rPr>
-          <w:rFonts w:ascii="Arial" w:hAnsi="Arial" w:cs="Arial"/>
-          <w:sz w:val="24"/>
-          <w:lang w:val="en-US"/>
-        </w:rPr>
-        <w:tab/>
-      </w:r>
-      <w:r>
-        <w:rPr>
-          <w:rFonts w:ascii="Arial" w:hAnsi="Arial" w:cs="Arial"/>
-          <w:b/>
+        <w:t xml:space="preserve">Street and </w:t>
+      </w:r>
+      <w:r>
+        <w:rPr>
+          <w:rFonts w:ascii="Arial" w:hAnsi="Arial" w:cs="Arial"/>
+          <w:sz w:val="24"/>
+          <w:lang w:val="en-US"/>
+        </w:rPr>
+        <w:t>house number</w:t>
+      </w:r>
+      <w:r>
+        <w:rPr>
+          <w:rFonts w:ascii="Arial" w:hAnsi="Arial" w:cs="Arial"/>
+          <w:sz w:val="24"/>
+          <w:lang w:val="en-US"/>
+        </w:rPr>
+        <w:tab/>
+      </w:r>
+      <w:r>
+        <w:rPr>
+          <w:rFonts w:ascii="Arial" w:hAnsi="Arial" w:cs="Arial"/>
+          <w:sz w:val="24"/>
+          <w:lang w:val="en-US"/>
+        </w:rPr>
+        <w:tab/>
+      </w:r>
+      <w:proofErr w:type="spellStart"/>
+      <w:r>
+        <w:rPr>
+          <w:rFonts w:ascii="Arial" w:hAnsi="Arial" w:cs="Arial"/>
+          <w:sz w:val="24"/>
+          <w:lang w:val="en-US"/>
+        </w:rPr>
+        <w:t>Kastanjelaan</w:t>
+      </w:r>
+      <w:proofErr w:type="spellEnd"/>
+      <w:r>
+        <w:rPr>
+          <w:rFonts w:ascii="Arial" w:hAnsi="Arial" w:cs="Arial"/>
+          <w:sz w:val="24"/>
+          <w:lang w:val="en-US"/>
+        </w:rPr>
+        <w:t>-west 181</w:t>
+      </w:r>
+    </w:p>
+    <w:p>
+      <w:pPr>
+        <w:pBdr>
+          <w:top w:val="single" w:sz="4" w:space="1" w:color="auto"/>
+          <w:left w:val="single" w:sz="4" w:space="4" w:color="auto"/>
+          <w:bottom w:val="single" w:sz="4" w:space="1" w:color="auto"/>
+          <w:right w:val="single" w:sz="4" w:space="4" w:color="auto"/>
+          <w:between w:val="single" w:sz="4" w:space="1" w:color="auto"/>
+          <w:bar w:val="single" w:sz="4" w:color="auto"/>
+        </w:pBdr>
+        <w:tabs>
+          <w:tab w:val="left" w:pos="3969"/>
+        </w:tabs>
+        <w:rPr>
+          <w:rFonts w:ascii="Arial" w:hAnsi="Arial" w:cs="Arial"/>
+          <w:sz w:val="24"/>
+          <w:lang w:val="en-US"/>
+        </w:rPr>
+      </w:pPr>
+      <w:r>
+        <w:rPr>
+          <w:rFonts w:ascii="Arial" w:hAnsi="Arial" w:cs="Arial"/>
+          <w:sz w:val="24"/>
+          <w:lang w:val="en-US"/>
+        </w:rPr>
+        <w:t xml:space="preserve">Zip-code and address  </w:t>
+      </w:r>
+      <w:r>
+        <w:rPr>
+          <w:rFonts w:ascii="Arial" w:hAnsi="Arial" w:cs="Arial"/>
+          <w:sz w:val="24"/>
+          <w:lang w:val="en-US"/>
+        </w:rPr>
+        <w:tab/>
+      </w:r>
+      <w:r>
+        <w:rPr>
+          <w:rFonts w:ascii="Arial" w:hAnsi="Arial" w:cs="Arial"/>
+          <w:sz w:val="24"/>
+          <w:lang w:val="en-US"/>
+        </w:rPr>
+        <w:tab/>
+        <w:t xml:space="preserve">5151ZW </w:t>
+      </w:r>
+      <w:proofErr w:type="spellStart"/>
+      <w:r>
+        <w:rPr>
+          <w:rFonts w:ascii="Arial" w:hAnsi="Arial" w:cs="Arial"/>
+          <w:sz w:val="24"/>
+          <w:lang w:val="en-US"/>
+        </w:rPr>
+        <w:t>Drunen</w:t>
+      </w:r>
+      <w:proofErr w:type="spellEnd"/>
+    </w:p>
+    <w:p>
+      <w:pPr>
+        <w:pBdr>
+          <w:top w:val="single" w:sz="4" w:space="1" w:color="auto"/>
+          <w:left w:val="single" w:sz="4" w:space="4" w:color="auto"/>
+          <w:bottom w:val="single" w:sz="4" w:space="1" w:color="auto"/>
+          <w:right w:val="single" w:sz="4" w:space="4" w:color="auto"/>
+          <w:between w:val="single" w:sz="4" w:space="1" w:color="auto"/>
+          <w:bar w:val="single" w:sz="4" w:color="auto"/>
+        </w:pBdr>
+        <w:tabs>
+          <w:tab w:val="left" w:pos="3969"/>
+        </w:tabs>
+        <w:rPr>
+          <w:rFonts w:ascii="Arial" w:hAnsi="Arial" w:cs="Arial"/>
+          <w:sz w:val="24"/>
+        </w:rPr>
+      </w:pPr>
+      <w:r>
+        <w:rPr>
+          <w:rFonts w:ascii="Arial" w:hAnsi="Arial" w:cs="Arial"/>
+          <w:sz w:val="24"/>
+        </w:rPr>
+        <w:t>Gender</w:t>
+      </w:r>
+      <w:r>
+        <w:rPr>
+          <w:rFonts w:ascii="Arial" w:hAnsi="Arial" w:cs="Arial"/>
+          <w:sz w:val="24"/>
+        </w:rPr>
+        <w:tab/>
+      </w:r>
+      <w:r>
+        <w:rPr>
+          <w:rFonts w:ascii="Arial" w:hAnsi="Arial" w:cs="Arial"/>
+          <w:sz w:val="24"/>
+        </w:rPr>
+        <w:tab/>
+        <w:t>M</w:t>
+      </w:r>
+    </w:p>
+    <w:p>
+      <w:pPr>
+        <w:pBdr>
+          <w:top w:val="single" w:sz="4" w:space="1" w:color="auto"/>
+          <w:left w:val="single" w:sz="4" w:space="4" w:color="auto"/>
+          <w:bottom w:val="single" w:sz="4" w:space="1" w:color="auto"/>
+          <w:right w:val="single" w:sz="4" w:space="4" w:color="auto"/>
+          <w:between w:val="single" w:sz="4" w:space="1" w:color="auto"/>
+          <w:bar w:val="single" w:sz="4" w:color="auto"/>
+        </w:pBdr>
+        <w:tabs>
+          <w:tab w:val="left" w:pos="4253"/>
+        </w:tabs>
+        <w:rPr>
+          <w:rFonts w:ascii="Arial" w:hAnsi="Arial" w:cs="Arial"/>
+          <w:sz w:val="24"/>
+          <w:u w:val="single"/>
+          <w:lang w:val="en-US"/>
+        </w:rPr>
+      </w:pPr>
+      <w:r>
+        <w:rPr>
+          <w:rFonts w:ascii="Arial" w:hAnsi="Arial" w:cs="Arial"/>
+          <w:sz w:val="24"/>
+          <w:lang w:val="en-US"/>
+        </w:rPr>
+        <w:t>Birthdate and place</w:t>
+      </w:r>
+      <w:r>
+        <w:rPr>
+          <w:rFonts w:ascii="Arial" w:hAnsi="Arial" w:cs="Arial"/>
+          <w:sz w:val="24"/>
+          <w:lang w:val="en-US"/>
+        </w:rPr>
+        <w:tab/>
+        <w:t>08-02-2004 Tilburg</w:t>
+      </w:r>
+    </w:p>
+    <w:p>
+      <w:pPr>
+        <w:pBdr>
+          <w:top w:val="single" w:sz="4" w:space="1" w:color="auto"/>
+          <w:left w:val="single" w:sz="4" w:space="4" w:color="auto"/>
+          <w:bottom w:val="single" w:sz="4" w:space="1" w:color="auto"/>
+          <w:right w:val="single" w:sz="4" w:space="4" w:color="auto"/>
+          <w:between w:val="single" w:sz="4" w:space="1" w:color="auto"/>
+          <w:bar w:val="single" w:sz="4" w:color="auto"/>
+        </w:pBdr>
+        <w:tabs>
+          <w:tab w:val="left" w:pos="3969"/>
+        </w:tabs>
+        <w:rPr>
+          <w:rFonts w:ascii="Arial" w:hAnsi="Arial" w:cs="Arial"/>
+          <w:sz w:val="24"/>
+          <w:u w:val="single"/>
+          <w:lang w:val="en-US"/>
+        </w:rPr>
+      </w:pPr>
+      <w:r>
+        <w:rPr>
+          <w:rFonts w:ascii="Arial" w:hAnsi="Arial" w:cs="Arial"/>
+          <w:sz w:val="24"/>
+          <w:lang w:val="en-US"/>
+        </w:rPr>
+        <w:t>Nat</w:t>
+      </w:r>
+      <w:r>
+        <w:rPr>
+          <w:rFonts w:ascii="Arial" w:hAnsi="Arial" w:cs="Arial"/>
+          <w:sz w:val="24"/>
+          <w:lang w:val="en-US"/>
+        </w:rPr>
+        <w:t>ionality</w:t>
+      </w:r>
+      <w:r>
+        <w:rPr>
+          <w:rFonts w:ascii="Arial" w:hAnsi="Arial" w:cs="Arial"/>
+          <w:sz w:val="24"/>
+          <w:lang w:val="en-US"/>
+        </w:rPr>
+        <w:tab/>
+      </w:r>
+      <w:r>
+        <w:rPr>
+          <w:rFonts w:ascii="Arial" w:hAnsi="Arial" w:cs="Arial"/>
+          <w:sz w:val="24"/>
+          <w:lang w:val="en-US"/>
+        </w:rPr>
+        <w:tab/>
+      </w:r>
+      <w:r>
+        <w:rPr>
+          <w:rFonts w:ascii="Arial" w:hAnsi="Arial" w:cs="Arial"/>
+          <w:sz w:val="24"/>
+          <w:lang w:val="en-US"/>
+        </w:rPr>
+        <w:t>Dutch (Netherlands)</w:t>
+      </w:r>
+    </w:p>
+    <w:p>
+      <w:pPr>
+        <w:pBdr>
+          <w:top w:val="single" w:sz="4" w:space="1" w:color="auto"/>
+          <w:left w:val="single" w:sz="4" w:space="4" w:color="auto"/>
+          <w:bottom w:val="single" w:sz="4" w:space="1" w:color="auto"/>
+          <w:right w:val="single" w:sz="4" w:space="4" w:color="auto"/>
+          <w:between w:val="single" w:sz="4" w:space="1" w:color="auto"/>
+          <w:bar w:val="single" w:sz="4" w:color="auto"/>
+        </w:pBdr>
+        <w:tabs>
+          <w:tab w:val="left" w:pos="3969"/>
+        </w:tabs>
+        <w:rPr>
+          <w:rFonts w:ascii="Arial" w:hAnsi="Arial" w:cs="Arial"/>
+          <w:sz w:val="24"/>
+          <w:lang w:val="en-US"/>
+        </w:rPr>
+      </w:pPr>
+      <w:proofErr w:type="spellStart"/>
+      <w:r>
+        <w:rPr>
+          <w:rFonts w:ascii="Arial" w:hAnsi="Arial" w:cs="Arial"/>
+          <w:sz w:val="24"/>
+          <w:lang w:val="en-US"/>
+        </w:rPr>
+        <w:t>Drivers</w:t>
+      </w:r>
+      <w:proofErr w:type="spellEnd"/>
+      <w:r>
+        <w:rPr>
+          <w:rFonts w:ascii="Arial" w:hAnsi="Arial" w:cs="Arial"/>
+          <w:sz w:val="24"/>
+          <w:lang w:val="en-US"/>
+        </w:rPr>
+        <w:t xml:space="preserve"> l</w:t>
+      </w:r>
+      <w:r>
+        <w:rPr>
+          <w:rFonts w:ascii="Arial" w:hAnsi="Arial" w:cs="Arial"/>
+          <w:sz w:val="24"/>
+          <w:lang w:val="en-US"/>
+        </w:rPr>
+        <w:t>icense</w:t>
+      </w:r>
+      <w:r>
+        <w:rPr>
+          <w:rFonts w:ascii="Arial" w:hAnsi="Arial" w:cs="Arial"/>
+          <w:sz w:val="24"/>
+          <w:lang w:val="en-US"/>
+        </w:rPr>
+        <w:tab/>
+      </w:r>
+      <w:r>
+        <w:rPr>
+          <w:rFonts w:ascii="Arial" w:hAnsi="Arial" w:cs="Arial"/>
+          <w:sz w:val="24"/>
+          <w:lang w:val="en-US"/>
+        </w:rPr>
+        <w:tab/>
+        <w:t>-</w:t>
+      </w:r>
+      <w:r>
+        <w:rPr>
+          <w:rFonts w:ascii="Arial" w:hAnsi="Arial" w:cs="Arial"/>
+          <w:sz w:val="24"/>
+          <w:lang w:val="en-US"/>
+        </w:rPr>
+        <w:tab/>
+      </w:r>
+      <w:r>
+        <w:rPr>
+          <w:rFonts w:ascii="Arial" w:hAnsi="Arial" w:cs="Arial"/>
+          <w:sz w:val="24"/>
+          <w:lang w:val="en-US"/>
+        </w:rPr>
+        <w:tab/>
+      </w:r>
+    </w:p>
+    <w:p>
+      <w:pPr>
+        <w:pBdr>
+          <w:top w:val="single" w:sz="4" w:space="1" w:color="auto"/>
+          <w:left w:val="single" w:sz="4" w:space="4" w:color="auto"/>
+          <w:bottom w:val="single" w:sz="4" w:space="1" w:color="auto"/>
+          <w:right w:val="single" w:sz="4" w:space="4" w:color="auto"/>
+          <w:between w:val="single" w:sz="4" w:space="1" w:color="auto"/>
+          <w:bar w:val="single" w:sz="4" w:color="auto"/>
+        </w:pBdr>
+        <w:tabs>
+          <w:tab w:val="left" w:pos="3969"/>
+        </w:tabs>
+        <w:rPr>
+          <w:rFonts w:ascii="Arial" w:hAnsi="Arial" w:cs="Arial"/>
+          <w:sz w:val="24"/>
+          <w:lang w:val="en-US"/>
+        </w:rPr>
+      </w:pPr>
+      <w:r>
+        <w:rPr>
+          <w:rFonts w:ascii="Arial" w:hAnsi="Arial" w:cs="Arial"/>
+          <w:sz w:val="24"/>
+          <w:lang w:val="en-US"/>
+        </w:rPr>
+        <w:t xml:space="preserve">Phone number </w:t>
+      </w:r>
+      <w:r>
+        <w:rPr>
+          <w:rFonts w:ascii="Arial" w:hAnsi="Arial" w:cs="Arial"/>
+          <w:sz w:val="24"/>
+          <w:lang w:val="en-US"/>
+        </w:rPr>
+        <w:tab/>
+      </w:r>
+      <w:r>
+        <w:rPr>
+          <w:rFonts w:ascii="Arial" w:hAnsi="Arial" w:cs="Arial"/>
+          <w:sz w:val="24"/>
+          <w:lang w:val="en-US"/>
+        </w:rPr>
+        <w:tab/>
+      </w:r>
+      <w:r>
+        <w:rPr>
+          <w:rFonts w:ascii="Arial" w:hAnsi="Arial" w:cs="Arial"/>
+          <w:sz w:val="24"/>
+          <w:lang w:val="en-US"/>
+        </w:rPr>
+        <w:t xml:space="preserve">+31 </w:t>
+      </w:r>
+      <w:r>
+        <w:rPr>
+          <w:rFonts w:ascii="Arial" w:hAnsi="Arial" w:cs="Arial"/>
+          <w:sz w:val="24"/>
+          <w:lang w:val="en-US"/>
+        </w:rPr>
+        <w:t>0619971811</w:t>
+      </w:r>
+    </w:p>
+    <w:p>
+      <w:pPr>
+        <w:pBdr>
+          <w:top w:val="single" w:sz="4" w:space="1" w:color="auto"/>
+          <w:left w:val="single" w:sz="4" w:space="4" w:color="auto"/>
+          <w:bottom w:val="single" w:sz="4" w:space="1" w:color="auto"/>
+          <w:right w:val="single" w:sz="4" w:space="4" w:color="auto"/>
+          <w:between w:val="single" w:sz="4" w:space="1" w:color="auto"/>
+          <w:bar w:val="single" w:sz="4" w:color="auto"/>
+        </w:pBdr>
+        <w:tabs>
+          <w:tab w:val="left" w:pos="3969"/>
+        </w:tabs>
+        <w:rPr>
+          <w:rFonts w:ascii="Arial" w:hAnsi="Arial" w:cs="Arial"/>
+          <w:sz w:val="24"/>
+          <w:lang w:val="en-US"/>
+        </w:rPr>
+      </w:pPr>
+      <w:r>
+        <w:rPr>
+          <w:rFonts w:ascii="Arial" w:hAnsi="Arial" w:cs="Arial"/>
+          <w:sz w:val="24"/>
+          <w:lang w:val="en-US"/>
+        </w:rPr>
+        <w:t>E-mail</w:t>
+      </w:r>
+      <w:r>
+        <w:rPr>
+          <w:rFonts w:ascii="Arial" w:hAnsi="Arial" w:cs="Arial"/>
+          <w:sz w:val="24"/>
+          <w:lang w:val="en-US"/>
+        </w:rPr>
+        <w:t xml:space="preserve"> </w:t>
+      </w:r>
+      <w:r>
+        <w:rPr>
+          <w:rFonts w:ascii="Arial" w:hAnsi="Arial" w:cs="Arial"/>
+          <w:sz w:val="24"/>
+          <w:lang w:val="en-US"/>
+        </w:rPr>
+        <w:t>ad</w:t>
+      </w:r>
+      <w:r>
+        <w:rPr>
+          <w:rFonts w:ascii="Arial" w:hAnsi="Arial" w:cs="Arial"/>
+          <w:sz w:val="24"/>
+          <w:lang w:val="en-US"/>
+        </w:rPr>
+        <w:t>d</w:t>
+      </w:r>
+      <w:r>
+        <w:rPr>
+          <w:rFonts w:ascii="Arial" w:hAnsi="Arial" w:cs="Arial"/>
+          <w:sz w:val="24"/>
+          <w:lang w:val="en-US"/>
+        </w:rPr>
+        <w:t>res</w:t>
+      </w:r>
+      <w:r>
+        <w:rPr>
+          <w:rFonts w:ascii="Arial" w:hAnsi="Arial" w:cs="Arial"/>
+          <w:sz w:val="24"/>
+          <w:lang w:val="en-US"/>
+        </w:rPr>
+        <w:t>s</w:t>
+      </w:r>
+      <w:r>
+        <w:rPr>
+          <w:rFonts w:ascii="Arial" w:hAnsi="Arial" w:cs="Arial"/>
+          <w:sz w:val="24"/>
+          <w:lang w:val="en-US"/>
+        </w:rPr>
+        <w:tab/>
+      </w:r>
+      <w:r>
+        <w:rPr>
+          <w:rFonts w:ascii="Arial" w:hAnsi="Arial" w:cs="Arial"/>
+          <w:sz w:val="24"/>
+          <w:lang w:val="en-US"/>
+        </w:rPr>
+        <w:tab/>
+        <w:t>pepijn.emmers@hotmail.com</w:t>
+      </w:r>
+    </w:p>
+    <w:p>
+      <w:pPr>
+        <w:tabs>
+          <w:tab w:val="left" w:pos="3969"/>
+        </w:tabs>
+        <w:rPr>
+          <w:rFonts w:ascii="Arial" w:hAnsi="Arial" w:cs="Arial"/>
+          <w:sz w:val="24"/>
+          <w:lang w:val="en-US"/>
+        </w:rPr>
+      </w:pPr>
+      <w:r>
+        <w:rPr>
+          <w:rFonts w:ascii="Arial" w:hAnsi="Arial" w:cs="Arial"/>
+          <w:sz w:val="24"/>
+          <w:lang w:val="en-US"/>
+        </w:rPr>
+        <w:tab/>
+      </w:r>
+    </w:p>
+    <w:p>
+      <w:pPr>
+        <w:tabs>
+          <w:tab w:val="left" w:pos="3969"/>
+        </w:tabs>
+        <w:rPr>
+          <w:rFonts w:ascii="Arial" w:hAnsi="Arial" w:cs="Arial"/>
+          <w:sz w:val="24"/>
+          <w:lang w:val="en-US"/>
+        </w:rPr>
+      </w:pPr>
+      <w:r>
+        <w:rPr>
+          <w:rFonts w:ascii="Arial" w:hAnsi="Arial" w:cs="Arial"/>
+          <w:sz w:val="24"/>
+          <w:lang w:val="en-US"/>
+        </w:rPr>
+        <w:t xml:space="preserve"> </w:t>
+      </w:r>
+    </w:p>
+    <w:p>
+      <w:pPr>
+        <w:pBdr>
+          <w:top w:val="single" w:sz="4" w:space="1" w:color="auto"/>
+          <w:left w:val="single" w:sz="4" w:space="4" w:color="auto"/>
+          <w:bottom w:val="single" w:sz="4" w:space="1" w:color="auto"/>
+          <w:right w:val="single" w:sz="4" w:space="4" w:color="auto"/>
+          <w:between w:val="single" w:sz="4" w:space="1" w:color="auto"/>
+          <w:bar w:val="single" w:sz="4" w:color="auto"/>
+        </w:pBdr>
+        <w:tabs>
+          <w:tab w:val="left" w:pos="3969"/>
+        </w:tabs>
+        <w:rPr>
+          <w:rFonts w:ascii="Arial" w:hAnsi="Arial" w:cs="Arial"/>
+          <w:b/>
+          <w:sz w:val="24"/>
+        </w:rPr>
+      </w:pPr>
+      <w:proofErr w:type="spellStart"/>
+      <w:r>
+        <w:rPr>
+          <w:rFonts w:ascii="Arial" w:hAnsi="Arial" w:cs="Arial"/>
+          <w:b/>
+          <w:sz w:val="24"/>
+        </w:rPr>
+        <w:t>Education</w:t>
+      </w:r>
+      <w:proofErr w:type="spellEnd"/>
+      <w:r>
+        <w:rPr>
+          <w:rFonts w:ascii="Arial" w:hAnsi="Arial" w:cs="Arial"/>
+          <w:b/>
+          <w:sz w:val="24"/>
+        </w:rPr>
+        <w:t>:</w:t>
+      </w:r>
+      <w:r>
+        <w:rPr>
+          <w:rFonts w:ascii="Arial" w:hAnsi="Arial" w:cs="Arial"/>
+          <w:b/>
+          <w:sz w:val="24"/>
+        </w:rPr>
+        <w:tab/>
+      </w:r>
+      <w:r>
+        <w:rPr>
+          <w:rFonts w:ascii="Arial" w:hAnsi="Arial" w:cs="Arial"/>
+          <w:sz w:val="24"/>
+        </w:rPr>
+        <w:tab/>
+      </w:r>
+      <w:r>
+        <w:rPr>
+          <w:rFonts w:ascii="Arial" w:hAnsi="Arial" w:cs="Arial"/>
+          <w:sz w:val="24"/>
+        </w:rPr>
+        <w:tab/>
+      </w:r>
+    </w:p>
+    <w:p>
+      <w:pPr>
+        <w:pBdr>
+          <w:top w:val="single" w:sz="4" w:space="1" w:color="auto"/>
+          <w:left w:val="single" w:sz="4" w:space="4" w:color="auto"/>
+          <w:bottom w:val="single" w:sz="4" w:space="1" w:color="auto"/>
+          <w:right w:val="single" w:sz="4" w:space="4" w:color="auto"/>
+          <w:between w:val="single" w:sz="4" w:space="1" w:color="auto"/>
+          <w:bar w:val="single" w:sz="4" w:color="auto"/>
+        </w:pBdr>
+        <w:tabs>
+          <w:tab w:val="left" w:pos="3969"/>
+        </w:tabs>
+        <w:rPr>
+          <w:rFonts w:ascii="Arial" w:hAnsi="Arial" w:cs="Arial"/>
+          <w:sz w:val="24"/>
+        </w:rPr>
+      </w:pPr>
+      <w:r>
+        <w:rPr>
+          <w:rFonts w:ascii="Arial" w:hAnsi="Arial" w:cs="Arial"/>
+          <w:sz w:val="24"/>
+        </w:rPr>
+        <w:t>2016 t/m 2020</w:t>
+      </w:r>
+      <w:r>
+        <w:rPr>
+          <w:rFonts w:ascii="Arial" w:hAnsi="Arial" w:cs="Arial"/>
+          <w:sz w:val="24"/>
+        </w:rPr>
+        <w:tab/>
+      </w:r>
+      <w:r>
+        <w:rPr>
+          <w:rFonts w:ascii="Arial" w:hAnsi="Arial" w:cs="Arial"/>
+          <w:sz w:val="24"/>
+        </w:rPr>
+        <w:tab/>
+        <w:t>VMBO-T diploma, Willem van Oranje college,</w:t>
+      </w:r>
+      <w:r>
+        <w:rPr>
+          <w:rFonts w:ascii="Arial" w:hAnsi="Arial" w:cs="Arial"/>
+          <w:sz w:val="24"/>
+        </w:rPr>
+        <w:br/>
+      </w:r>
+      <w:r>
+        <w:rPr>
+          <w:rFonts w:ascii="Arial" w:hAnsi="Arial" w:cs="Arial"/>
+          <w:sz w:val="24"/>
+        </w:rPr>
+        <w:tab/>
+      </w:r>
+      <w:r>
+        <w:rPr>
+          <w:rFonts w:ascii="Arial" w:hAnsi="Arial" w:cs="Arial"/>
+          <w:sz w:val="24"/>
+        </w:rPr>
+        <w:tab/>
+        <w:t>Waalwijk</w:t>
+      </w:r>
+    </w:p>
+    <w:p>
+      <w:pPr>
+        <w:pBdr>
+          <w:top w:val="single" w:sz="4" w:space="1" w:color="auto"/>
+          <w:left w:val="single" w:sz="4" w:space="4" w:color="auto"/>
+          <w:bottom w:val="single" w:sz="4" w:space="1" w:color="auto"/>
+          <w:right w:val="single" w:sz="4" w:space="4" w:color="auto"/>
+          <w:between w:val="single" w:sz="4" w:space="1" w:color="auto"/>
+          <w:bar w:val="single" w:sz="4" w:color="auto"/>
+        </w:pBdr>
+        <w:tabs>
+          <w:tab w:val="left" w:pos="4253"/>
+        </w:tabs>
+        <w:rPr>
+          <w:rFonts w:ascii="Arial" w:hAnsi="Arial" w:cs="Arial"/>
+          <w:sz w:val="24"/>
+        </w:rPr>
+      </w:pPr>
+      <w:r>
+        <w:rPr>
+          <w:rFonts w:ascii="Arial" w:hAnsi="Arial" w:cs="Arial"/>
+          <w:sz w:val="24"/>
+        </w:rPr>
+        <w:tab/>
+      </w:r>
+    </w:p>
+    <w:p>
+      <w:pPr>
+        <w:pBdr>
+          <w:top w:val="single" w:sz="4" w:space="1" w:color="auto"/>
+          <w:left w:val="single" w:sz="4" w:space="4" w:color="auto"/>
+          <w:bottom w:val="single" w:sz="4" w:space="1" w:color="auto"/>
+          <w:right w:val="single" w:sz="4" w:space="4" w:color="auto"/>
+          <w:between w:val="single" w:sz="4" w:space="1" w:color="auto"/>
+          <w:bar w:val="single" w:sz="4" w:color="auto"/>
+        </w:pBdr>
+        <w:tabs>
+          <w:tab w:val="left" w:pos="4253"/>
+        </w:tabs>
+        <w:rPr>
+          <w:rFonts w:ascii="Arial" w:hAnsi="Arial" w:cs="Arial"/>
+          <w:sz w:val="24"/>
+          <w:lang w:val="en-US"/>
+        </w:rPr>
+      </w:pPr>
+      <w:r>
+        <w:rPr>
+          <w:rFonts w:ascii="Arial" w:hAnsi="Arial" w:cs="Arial"/>
+          <w:sz w:val="24"/>
+          <w:lang w:val="en-US"/>
+        </w:rPr>
+        <w:t xml:space="preserve">2020 t/m </w:t>
+      </w:r>
+      <w:r>
+        <w:rPr>
+          <w:rFonts w:ascii="Arial" w:hAnsi="Arial" w:cs="Arial"/>
+          <w:sz w:val="24"/>
+          <w:lang w:val="en-US"/>
+        </w:rPr>
+        <w:t xml:space="preserve">present              </w:t>
+      </w:r>
+      <w:r>
+        <w:rPr>
+          <w:rFonts w:ascii="Arial" w:hAnsi="Arial" w:cs="Arial"/>
+          <w:sz w:val="24"/>
+          <w:lang w:val="en-US"/>
+        </w:rPr>
+        <w:tab/>
+      </w:r>
+      <w:r>
+        <w:rPr>
+          <w:rFonts w:ascii="Arial" w:hAnsi="Arial" w:cs="Arial"/>
+          <w:sz w:val="24"/>
+          <w:lang w:val="en-US"/>
+        </w:rPr>
+        <w:t>Software Developer, ICT-</w:t>
+      </w:r>
+      <w:proofErr w:type="spellStart"/>
+      <w:r>
+        <w:rPr>
+          <w:rFonts w:ascii="Arial" w:hAnsi="Arial" w:cs="Arial"/>
+          <w:sz w:val="24"/>
+          <w:lang w:val="en-US"/>
+        </w:rPr>
+        <w:t>Academie</w:t>
+      </w:r>
+      <w:proofErr w:type="spellEnd"/>
+      <w:r>
+        <w:rPr>
+          <w:rFonts w:ascii="Arial" w:hAnsi="Arial" w:cs="Arial"/>
+          <w:sz w:val="24"/>
+          <w:lang w:val="en-US"/>
+        </w:rPr>
+        <w:t xml:space="preserve">, </w:t>
+      </w:r>
+    </w:p>
+    <w:p>
+      <w:pPr>
+        <w:pBdr>
+          <w:top w:val="single" w:sz="4" w:space="1" w:color="auto"/>
+          <w:left w:val="single" w:sz="4" w:space="4" w:color="auto"/>
+          <w:bottom w:val="single" w:sz="4" w:space="1" w:color="auto"/>
+          <w:right w:val="single" w:sz="4" w:space="4" w:color="auto"/>
+          <w:between w:val="single" w:sz="4" w:space="1" w:color="auto"/>
+          <w:bar w:val="single" w:sz="4" w:color="auto"/>
+        </w:pBdr>
+        <w:tabs>
+          <w:tab w:val="left" w:pos="4253"/>
+        </w:tabs>
+        <w:rPr>
+          <w:rFonts w:ascii="Arial" w:hAnsi="Arial" w:cs="Arial"/>
+          <w:sz w:val="24"/>
+        </w:rPr>
+      </w:pPr>
+      <w:r>
+        <w:rPr>
+          <w:rFonts w:ascii="Arial" w:hAnsi="Arial" w:cs="Arial"/>
+          <w:sz w:val="24"/>
+          <w:lang w:val="en-US"/>
+        </w:rPr>
+        <w:tab/>
+      </w:r>
+      <w:r>
+        <w:rPr>
+          <w:rFonts w:ascii="Arial" w:hAnsi="Arial" w:cs="Arial"/>
+          <w:sz w:val="24"/>
+        </w:rPr>
+        <w:t>Koning Willem I College, ’s-Her</w:t>
+      </w:r>
+      <w:r>
+        <w:rPr>
+          <w:rFonts w:ascii="Arial" w:hAnsi="Arial" w:cs="Arial"/>
+          <w:sz w:val="24"/>
+        </w:rPr>
+        <w:t>togenbosch</w:t>
+      </w:r>
+      <w:r>
+        <w:rPr>
+          <w:rFonts w:ascii="Arial" w:hAnsi="Arial" w:cs="Arial"/>
+          <w:sz w:val="24"/>
+        </w:rPr>
+        <w:tab/>
+      </w:r>
+    </w:p>
+    <w:p>
+      <w:pPr>
+        <w:tabs>
+          <w:tab w:val="left" w:pos="3540"/>
+        </w:tabs>
+        <w:rPr>
+          <w:rFonts w:ascii="Arial" w:hAnsi="Arial" w:cs="Arial"/>
+          <w:sz w:val="24"/>
+        </w:rPr>
+      </w:pPr>
+      <w:r>
+        <w:rPr>
+          <w:rFonts w:ascii="Arial" w:hAnsi="Arial" w:cs="Arial"/>
+          <w:sz w:val="24"/>
+        </w:rPr>
+        <w:t xml:space="preserve"> </w:t>
+      </w:r>
+    </w:p>
+    <w:p>
+      <w:pPr>
+        <w:tabs>
+          <w:tab w:val="left" w:pos="3540"/>
+        </w:tabs>
+        <w:rPr>
+          <w:rFonts w:ascii="Arial" w:hAnsi="Arial" w:cs="Arial"/>
+          <w:sz w:val="24"/>
+        </w:rPr>
+      </w:pPr>
+      <w:r>
+        <w:rPr>
+          <w:rFonts w:ascii="Arial" w:hAnsi="Arial" w:cs="Arial"/>
+          <w:sz w:val="24"/>
+        </w:rPr>
+        <w:tab/>
+      </w:r>
+    </w:p>
+    <w:p>
+      <w:pPr>
+        <w:pBdr>
+          <w:top w:val="single" w:sz="4" w:space="1" w:color="auto"/>
+          <w:left w:val="single" w:sz="4" w:space="4" w:color="auto"/>
+          <w:bottom w:val="single" w:sz="4" w:space="1" w:color="auto"/>
+          <w:right w:val="single" w:sz="4" w:space="4" w:color="auto"/>
+          <w:between w:val="single" w:sz="4" w:space="1" w:color="auto"/>
+          <w:bar w:val="single" w:sz="4" w:color="auto"/>
+        </w:pBdr>
+        <w:tabs>
+          <w:tab w:val="left" w:pos="2580"/>
+        </w:tabs>
+        <w:rPr>
+          <w:rFonts w:ascii="Arial" w:hAnsi="Arial" w:cs="Arial"/>
+          <w:sz w:val="24"/>
+          <w:lang w:val="en-US"/>
+        </w:rPr>
+      </w:pPr>
+      <w:r>
+        <w:rPr>
+          <w:rFonts w:ascii="Arial" w:hAnsi="Arial" w:cs="Arial"/>
+          <w:b/>
+          <w:sz w:val="24"/>
+          <w:lang w:val="en-US"/>
+        </w:rPr>
+        <w:t>Work</w:t>
+      </w:r>
+      <w:r>
+        <w:rPr>
+          <w:rFonts w:ascii="Arial" w:hAnsi="Arial" w:cs="Arial"/>
+          <w:b/>
+          <w:sz w:val="24"/>
+          <w:lang w:val="en-US"/>
+        </w:rPr>
+        <w:t xml:space="preserve">- </w:t>
+      </w:r>
+      <w:r>
+        <w:rPr>
+          <w:rFonts w:ascii="Arial" w:hAnsi="Arial" w:cs="Arial"/>
+          <w:b/>
+          <w:sz w:val="24"/>
+          <w:lang w:val="en-US"/>
+        </w:rPr>
+        <w:t xml:space="preserve">and </w:t>
+      </w:r>
+      <w:r>
+        <w:rPr>
+          <w:rFonts w:ascii="Arial" w:hAnsi="Arial" w:cs="Arial"/>
+          <w:b/>
+          <w:sz w:val="24"/>
+          <w:lang w:val="en-US"/>
+        </w:rPr>
+        <w:t>intern</w:t>
+      </w:r>
+      <w:r>
+        <w:rPr>
+          <w:rFonts w:ascii="Arial" w:hAnsi="Arial" w:cs="Arial"/>
+          <w:b/>
+          <w:sz w:val="24"/>
+          <w:lang w:val="en-US"/>
+        </w:rPr>
+        <w:t>ship</w:t>
+      </w:r>
+      <w:r>
+        <w:rPr>
+          <w:rFonts w:ascii="Arial" w:hAnsi="Arial" w:cs="Arial"/>
+          <w:b/>
+          <w:sz w:val="24"/>
+          <w:lang w:val="en-US"/>
+        </w:rPr>
+        <w:t>-</w:t>
+      </w:r>
+      <w:r>
+        <w:rPr>
+          <w:rFonts w:ascii="Arial" w:hAnsi="Arial" w:cs="Arial"/>
+          <w:b/>
+          <w:sz w:val="24"/>
+          <w:lang w:val="en-US"/>
+        </w:rPr>
+        <w:t>experience</w:t>
+      </w:r>
+      <w:r>
+        <w:rPr>
+          <w:rFonts w:ascii="Arial" w:hAnsi="Arial" w:cs="Arial"/>
+          <w:b/>
+          <w:sz w:val="24"/>
+          <w:lang w:val="en-US"/>
+        </w:rPr>
+        <w:t>:</w:t>
+      </w:r>
+      <w:r>
+        <w:rPr>
+          <w:rFonts w:ascii="Arial" w:hAnsi="Arial" w:cs="Arial"/>
+          <w:b/>
+          <w:sz w:val="24"/>
+          <w:lang w:val="en-US"/>
+        </w:rPr>
+        <w:t xml:space="preserve"> </w:t>
+      </w:r>
+      <w:r>
+        <w:rPr>
+          <w:rFonts w:ascii="Arial" w:hAnsi="Arial" w:cs="Arial"/>
+          <w:b/>
+          <w:sz w:val="24"/>
+          <w:lang w:val="en-US"/>
+        </w:rPr>
+        <w:t xml:space="preserve"> </w:t>
+      </w:r>
+    </w:p>
+    <w:p>
+      <w:pPr>
+        <w:pBdr>
+          <w:top w:val="single" w:sz="4" w:space="1" w:color="auto"/>
+          <w:left w:val="single" w:sz="4" w:space="4" w:color="auto"/>
+          <w:bottom w:val="single" w:sz="4" w:space="1" w:color="auto"/>
+          <w:right w:val="single" w:sz="4" w:space="4" w:color="auto"/>
+          <w:between w:val="single" w:sz="4" w:space="1" w:color="auto"/>
+          <w:bar w:val="single" w:sz="4" w:color="auto"/>
+        </w:pBdr>
+        <w:rPr>
+          <w:rFonts w:ascii="Arial" w:hAnsi="Arial" w:cs="Arial"/>
+          <w:sz w:val="24"/>
+          <w:lang w:val="en-US"/>
+        </w:rPr>
+      </w:pPr>
+    </w:p>
+    <w:p>
+      <w:pPr>
+        <w:pBdr>
+          <w:top w:val="single" w:sz="4" w:space="1" w:color="auto"/>
+          <w:left w:val="single" w:sz="4" w:space="4" w:color="auto"/>
+          <w:bottom w:val="single" w:sz="4" w:space="1" w:color="auto"/>
+          <w:right w:val="single" w:sz="4" w:space="4" w:color="auto"/>
+          <w:between w:val="single" w:sz="4" w:space="1" w:color="auto"/>
+          <w:bar w:val="single" w:sz="4" w:color="auto"/>
+        </w:pBdr>
+        <w:tabs>
+          <w:tab w:val="right" w:pos="3969"/>
+        </w:tabs>
+        <w:ind w:left="4248" w:hanging="4248"/>
+        <w:rPr>
+          <w:rFonts w:ascii="Arial" w:hAnsi="Arial" w:cs="Arial"/>
+          <w:sz w:val="24"/>
+          <w:lang w:val="en-US"/>
+        </w:rPr>
+      </w:pPr>
+      <w:r>
+        <w:rPr>
+          <w:rFonts w:ascii="Arial" w:hAnsi="Arial" w:cs="Arial"/>
+          <w:sz w:val="24"/>
+          <w:lang w:val="en-US"/>
+        </w:rPr>
+        <w:t>2018 t/m 2018</w:t>
+      </w:r>
+      <w:r>
+        <w:rPr>
+          <w:rFonts w:ascii="Arial" w:hAnsi="Arial" w:cs="Arial"/>
+          <w:sz w:val="24"/>
+          <w:lang w:val="en-US"/>
+        </w:rPr>
+        <w:t xml:space="preserve"> (1 week)</w:t>
+      </w:r>
+      <w:r>
+        <w:rPr>
+          <w:rFonts w:ascii="Arial" w:hAnsi="Arial" w:cs="Arial"/>
+          <w:sz w:val="24"/>
+          <w:lang w:val="en-US"/>
+        </w:rPr>
+        <w:tab/>
+      </w:r>
+      <w:r>
+        <w:rPr>
+          <w:rFonts w:ascii="Arial" w:hAnsi="Arial" w:cs="Arial"/>
+          <w:sz w:val="24"/>
+          <w:lang w:val="en-US"/>
+        </w:rPr>
+        <w:tab/>
+      </w:r>
+      <w:r>
+        <w:rPr>
+          <w:rFonts w:ascii="Arial" w:hAnsi="Arial" w:cs="Arial"/>
           <w:bCs/>
           <w:sz w:val="24"/>
           <w:lang w:val="en-US"/>
         </w:rPr>
-        <w:t>**</w:t>
-      </w:r>
-    </w:p>
-    <w:p>
-      <w:pPr>
-        <w:pBdr>
-          <w:top w:val="single" w:sz="4" w:space="1" w:color="auto"/>
-          <w:left w:val="single" w:sz="4" w:space="4" w:color="auto"/>
-          <w:bottom w:val="single" w:sz="4" w:space="1" w:color="auto"/>
-          <w:right w:val="single" w:sz="4" w:space="4" w:color="auto"/>
-          <w:between w:val="single" w:sz="4" w:space="1" w:color="auto"/>
-          <w:bar w:val="single" w:sz="4" w:color="auto"/>
-        </w:pBdr>
-        <w:tabs>
-          <w:tab w:val="left" w:pos="3969"/>
-        </w:tabs>
-        <w:rPr>
-          <w:rFonts w:ascii="Arial" w:hAnsi="Arial" w:cs="Arial"/>
-          <w:sz w:val="24"/>
-          <w:lang w:val="en-US"/>
-        </w:rPr>
-      </w:pPr>
-      <w:r>
-        <w:rPr>
-          <w:rFonts w:ascii="Arial" w:hAnsi="Arial" w:cs="Arial"/>
-          <w:sz w:val="24"/>
-          <w:lang w:val="en-US"/>
-        </w:rPr>
-        <w:t xml:space="preserve">Zip-code and address  </w:t>
-      </w:r>
-      <w:r>
-        <w:rPr>
-          <w:rFonts w:ascii="Arial" w:hAnsi="Arial" w:cs="Arial"/>
-          <w:sz w:val="24"/>
-          <w:lang w:val="en-US"/>
-        </w:rPr>
-        <w:tab/>
-      </w:r>
-      <w:r>
-        <w:rPr>
-          <w:rFonts w:ascii="Arial" w:hAnsi="Arial" w:cs="Arial"/>
-          <w:sz w:val="24"/>
-          <w:lang w:val="en-US"/>
-        </w:rPr>
-        <w:tab/>
-        <w:t>5151ZW Drunen</w:t>
-      </w:r>
-    </w:p>
-    <w:p>
-      <w:pPr>
-        <w:pBdr>
-          <w:top w:val="single" w:sz="4" w:space="1" w:color="auto"/>
-          <w:left w:val="single" w:sz="4" w:space="4" w:color="auto"/>
-          <w:bottom w:val="single" w:sz="4" w:space="1" w:color="auto"/>
-          <w:right w:val="single" w:sz="4" w:space="4" w:color="auto"/>
-          <w:between w:val="single" w:sz="4" w:space="1" w:color="auto"/>
-          <w:bar w:val="single" w:sz="4" w:color="auto"/>
-        </w:pBdr>
-        <w:tabs>
-          <w:tab w:val="left" w:pos="3969"/>
-        </w:tabs>
-        <w:rPr>
-          <w:rFonts w:ascii="Arial" w:hAnsi="Arial" w:cs="Arial"/>
-          <w:sz w:val="24"/>
-          <w:lang w:val="en-US"/>
-        </w:rPr>
-      </w:pPr>
-      <w:r>
-        <w:rPr>
-          <w:rFonts w:ascii="Arial" w:hAnsi="Arial" w:cs="Arial"/>
-          <w:sz w:val="24"/>
-          <w:lang w:val="en-US"/>
-        </w:rPr>
-        <w:t>Gender</w:t>
-      </w:r>
-      <w:r>
-        <w:rPr>
-          <w:rFonts w:ascii="Arial" w:hAnsi="Arial" w:cs="Arial"/>
-          <w:sz w:val="24"/>
-          <w:lang w:val="en-US"/>
-        </w:rPr>
-        <w:tab/>
-      </w:r>
-      <w:r>
-        <w:rPr>
-          <w:rFonts w:ascii="Arial" w:hAnsi="Arial" w:cs="Arial"/>
-          <w:sz w:val="24"/>
-          <w:lang w:val="en-US"/>
-        </w:rPr>
-        <w:tab/>
-        <w:t>M</w:t>
-      </w:r>
-    </w:p>
-    <w:p>
-      <w:pPr>
-        <w:pBdr>
-          <w:top w:val="single" w:sz="4" w:space="1" w:color="auto"/>
-          <w:left w:val="single" w:sz="4" w:space="4" w:color="auto"/>
-          <w:bottom w:val="single" w:sz="4" w:space="1" w:color="auto"/>
-          <w:right w:val="single" w:sz="4" w:space="4" w:color="auto"/>
-          <w:between w:val="single" w:sz="4" w:space="1" w:color="auto"/>
-          <w:bar w:val="single" w:sz="4" w:color="auto"/>
-        </w:pBdr>
-        <w:tabs>
-          <w:tab w:val="left" w:pos="4253"/>
-        </w:tabs>
-        <w:rPr>
-          <w:rFonts w:ascii="Arial" w:hAnsi="Arial" w:cs="Arial"/>
-          <w:sz w:val="24"/>
-          <w:u w:val="single"/>
-          <w:lang w:val="en-US"/>
-        </w:rPr>
-      </w:pPr>
-      <w:r>
-        <w:rPr>
-          <w:rFonts w:ascii="Arial" w:hAnsi="Arial" w:cs="Arial"/>
-          <w:sz w:val="24"/>
-          <w:lang w:val="en-US"/>
-        </w:rPr>
-        <w:t>Birthdate and place</w:t>
-      </w:r>
-      <w:r>
-        <w:rPr>
-          <w:rFonts w:ascii="Arial" w:hAnsi="Arial" w:cs="Arial"/>
-          <w:sz w:val="24"/>
-          <w:lang w:val="en-US"/>
-        </w:rPr>
-        <w:tab/>
-        <w:t>08-02-2004 Tilburg</w:t>
-      </w:r>
-    </w:p>
-    <w:p>
-      <w:pPr>
-        <w:pBdr>
-          <w:top w:val="single" w:sz="4" w:space="1" w:color="auto"/>
-          <w:left w:val="single" w:sz="4" w:space="4" w:color="auto"/>
-          <w:bottom w:val="single" w:sz="4" w:space="1" w:color="auto"/>
-          <w:right w:val="single" w:sz="4" w:space="4" w:color="auto"/>
-          <w:between w:val="single" w:sz="4" w:space="1" w:color="auto"/>
-          <w:bar w:val="single" w:sz="4" w:color="auto"/>
-        </w:pBdr>
-        <w:tabs>
-          <w:tab w:val="left" w:pos="3969"/>
-        </w:tabs>
-        <w:rPr>
-          <w:rFonts w:ascii="Arial" w:hAnsi="Arial" w:cs="Arial"/>
-          <w:sz w:val="24"/>
-          <w:u w:val="single"/>
-          <w:lang w:val="en-US"/>
-        </w:rPr>
-      </w:pPr>
-      <w:r>
-        <w:rPr>
-          <w:rFonts w:ascii="Arial" w:hAnsi="Arial" w:cs="Arial"/>
-          <w:sz w:val="24"/>
-          <w:lang w:val="en-US"/>
-        </w:rPr>
-        <w:t>Nat</w:t>
-      </w:r>
-      <w:r>
-        <w:rPr>
-          <w:rFonts w:ascii="Arial" w:hAnsi="Arial" w:cs="Arial"/>
-          <w:sz w:val="24"/>
-          <w:lang w:val="en-US"/>
-        </w:rPr>
-        <w:t>ionality</w:t>
-      </w:r>
-      <w:r>
-        <w:rPr>
-          <w:rFonts w:ascii="Arial" w:hAnsi="Arial" w:cs="Arial"/>
-          <w:sz w:val="24"/>
-          <w:lang w:val="en-US"/>
-        </w:rPr>
-        <w:tab/>
-      </w:r>
-      <w:r>
-        <w:rPr>
-          <w:rFonts w:ascii="Arial" w:hAnsi="Arial" w:cs="Arial"/>
-          <w:sz w:val="24"/>
-          <w:lang w:val="en-US"/>
-        </w:rPr>
-        <w:tab/>
-      </w:r>
-      <w:r>
-        <w:rPr>
-          <w:rFonts w:ascii="Arial" w:hAnsi="Arial" w:cs="Arial"/>
-          <w:sz w:val="24"/>
-          <w:lang w:val="en-US"/>
-        </w:rPr>
-        <w:t>Dutch (Netherlands)</w:t>
-      </w:r>
-    </w:p>
-    <w:p>
-      <w:pPr>
-        <w:pBdr>
-          <w:top w:val="single" w:sz="4" w:space="1" w:color="auto"/>
-          <w:left w:val="single" w:sz="4" w:space="4" w:color="auto"/>
-          <w:bottom w:val="single" w:sz="4" w:space="1" w:color="auto"/>
-          <w:right w:val="single" w:sz="4" w:space="4" w:color="auto"/>
-          <w:between w:val="single" w:sz="4" w:space="1" w:color="auto"/>
-          <w:bar w:val="single" w:sz="4" w:color="auto"/>
-        </w:pBdr>
-        <w:tabs>
-          <w:tab w:val="left" w:pos="3969"/>
-        </w:tabs>
-        <w:rPr>
-          <w:rFonts w:ascii="Arial" w:hAnsi="Arial" w:cs="Arial"/>
-          <w:sz w:val="24"/>
-          <w:lang w:val="en-US"/>
-        </w:rPr>
-      </w:pPr>
-      <w:r>
-        <w:rPr>
-          <w:rFonts w:ascii="Arial" w:hAnsi="Arial" w:cs="Arial"/>
-          <w:sz w:val="24"/>
-          <w:lang w:val="en-US"/>
-        </w:rPr>
-        <w:t>Drivers l</w:t>
-      </w:r>
-      <w:r>
-        <w:rPr>
-          <w:rFonts w:ascii="Arial" w:hAnsi="Arial" w:cs="Arial"/>
-          <w:sz w:val="24"/>
-          <w:lang w:val="en-US"/>
-        </w:rPr>
-        <w:t>icense</w:t>
-      </w:r>
-      <w:r>
-        <w:rPr>
-          <w:rFonts w:ascii="Arial" w:hAnsi="Arial" w:cs="Arial"/>
-          <w:sz w:val="24"/>
-          <w:lang w:val="en-US"/>
-        </w:rPr>
-        <w:tab/>
-      </w:r>
-      <w:r>
-        <w:rPr>
-          <w:rFonts w:ascii="Arial" w:hAnsi="Arial" w:cs="Arial"/>
-          <w:sz w:val="24"/>
-          <w:lang w:val="en-US"/>
-        </w:rPr>
-        <w:tab/>
+        <w:t>I</w:t>
+      </w:r>
+      <w:r>
+        <w:rPr>
+          <w:rFonts w:ascii="Arial" w:hAnsi="Arial" w:cs="Arial"/>
+          <w:bCs/>
+          <w:sz w:val="24"/>
+          <w:lang w:val="en-US"/>
+        </w:rPr>
+        <w:t>nternship</w:t>
+      </w:r>
+      <w:r>
+        <w:rPr>
+          <w:rFonts w:ascii="Arial" w:hAnsi="Arial" w:cs="Arial"/>
+          <w:sz w:val="24"/>
+          <w:lang w:val="en-US"/>
+        </w:rPr>
+        <w:t xml:space="preserve"> </w:t>
+      </w:r>
+      <w:r>
+        <w:rPr>
+          <w:rFonts w:ascii="Arial" w:hAnsi="Arial" w:cs="Arial"/>
+          <w:sz w:val="24"/>
+          <w:lang w:val="en-US"/>
+        </w:rPr>
+        <w:t>ICT</w:t>
+      </w:r>
+      <w:r>
+        <w:rPr>
+          <w:rFonts w:ascii="Arial" w:hAnsi="Arial" w:cs="Arial"/>
+          <w:sz w:val="24"/>
+          <w:lang w:val="en-US"/>
+        </w:rPr>
         <w:t>-</w:t>
       </w:r>
-      <w:r>
-        <w:rPr>
-          <w:rFonts w:ascii="Arial" w:hAnsi="Arial" w:cs="Arial"/>
-          <w:sz w:val="24"/>
-          <w:lang w:val="en-US"/>
-        </w:rPr>
-        <w:tab/>
-      </w:r>
-      <w:r>
-        <w:rPr>
-          <w:rFonts w:ascii="Arial" w:hAnsi="Arial" w:cs="Arial"/>
-          <w:sz w:val="24"/>
-          <w:lang w:val="en-US"/>
-        </w:rPr>
-        <w:tab/>
-      </w:r>
-    </w:p>
-    <w:p>
-      <w:pPr>
-        <w:pBdr>
-          <w:top w:val="single" w:sz="4" w:space="1" w:color="auto"/>
-          <w:left w:val="single" w:sz="4" w:space="4" w:color="auto"/>
-          <w:bottom w:val="single" w:sz="4" w:space="1" w:color="auto"/>
-          <w:right w:val="single" w:sz="4" w:space="4" w:color="auto"/>
-          <w:between w:val="single" w:sz="4" w:space="1" w:color="auto"/>
-          <w:bar w:val="single" w:sz="4" w:color="auto"/>
-        </w:pBdr>
-        <w:tabs>
-          <w:tab w:val="left" w:pos="3969"/>
-        </w:tabs>
-        <w:rPr>
-          <w:rFonts w:ascii="Arial" w:hAnsi="Arial" w:cs="Arial"/>
-          <w:sz w:val="24"/>
-          <w:lang w:val="en-US"/>
-        </w:rPr>
-      </w:pPr>
-      <w:r>
-        <w:rPr>
-          <w:rFonts w:ascii="Arial" w:hAnsi="Arial" w:cs="Arial"/>
-          <w:sz w:val="24"/>
-          <w:lang w:val="en-US"/>
-        </w:rPr>
-        <w:t xml:space="preserve">Phone number </w:t>
-      </w:r>
-      <w:r>
-        <w:rPr>
-          <w:rFonts w:ascii="Arial" w:hAnsi="Arial" w:cs="Arial"/>
-          <w:sz w:val="24"/>
-          <w:lang w:val="en-US"/>
-        </w:rPr>
-        <w:tab/>
-      </w:r>
-      <w:r>
-        <w:rPr>
-          <w:rFonts w:ascii="Arial" w:hAnsi="Arial" w:cs="Arial"/>
-          <w:sz w:val="24"/>
-          <w:lang w:val="en-US"/>
-        </w:rPr>
-        <w:tab/>
-      </w:r>
-      <w:r>
-        <w:rPr>
-          <w:rFonts w:ascii="Arial" w:hAnsi="Arial" w:cs="Arial"/>
-          <w:b/>
-          <w:bCs/>
-          <w:sz w:val="24"/>
-          <w:lang w:val="en-US"/>
-        </w:rPr>
-        <w:t>**</w:t>
-      </w:r>
-    </w:p>
-    <w:p>
-      <w:pPr>
-        <w:pBdr>
-          <w:top w:val="single" w:sz="4" w:space="1" w:color="auto"/>
-          <w:left w:val="single" w:sz="4" w:space="4" w:color="auto"/>
-          <w:bottom w:val="single" w:sz="4" w:space="1" w:color="auto"/>
-          <w:right w:val="single" w:sz="4" w:space="4" w:color="auto"/>
-          <w:between w:val="single" w:sz="4" w:space="1" w:color="auto"/>
-          <w:bar w:val="single" w:sz="4" w:color="auto"/>
-        </w:pBdr>
-        <w:tabs>
-          <w:tab w:val="left" w:pos="3969"/>
-        </w:tabs>
-        <w:rPr>
-          <w:rFonts w:ascii="Arial" w:hAnsi="Arial" w:cs="Arial"/>
-          <w:sz w:val="24"/>
-          <w:lang w:val="en-US"/>
-        </w:rPr>
-      </w:pPr>
-      <w:r>
-        <w:rPr>
-          <w:rFonts w:ascii="Arial" w:hAnsi="Arial" w:cs="Arial"/>
-          <w:sz w:val="24"/>
-          <w:lang w:val="en-US"/>
-        </w:rPr>
-        <w:t>E-mail</w:t>
-      </w:r>
-      <w:r>
-        <w:rPr>
-          <w:rFonts w:ascii="Arial" w:hAnsi="Arial" w:cs="Arial"/>
-          <w:sz w:val="24"/>
-          <w:lang w:val="en-US"/>
+      <w:proofErr w:type="spellStart"/>
+      <w:r>
+        <w:rPr>
+          <w:rFonts w:ascii="Arial" w:hAnsi="Arial" w:cs="Arial"/>
+          <w:sz w:val="24"/>
+          <w:lang w:val="en-US"/>
+        </w:rPr>
+        <w:t>servicedesk</w:t>
+      </w:r>
+      <w:proofErr w:type="spellEnd"/>
+      <w:r>
+        <w:rPr>
+          <w:rFonts w:ascii="Arial" w:hAnsi="Arial" w:cs="Arial"/>
+          <w:sz w:val="24"/>
+          <w:lang w:val="en-US"/>
+        </w:rPr>
+        <w:t xml:space="preserve">,  </w:t>
+      </w:r>
+      <w:proofErr w:type="spellStart"/>
+      <w:r>
+        <w:rPr>
+          <w:rFonts w:ascii="Arial" w:hAnsi="Arial" w:cs="Arial"/>
+          <w:sz w:val="24"/>
+          <w:lang w:val="en-US"/>
+        </w:rPr>
+        <w:t>Achmea</w:t>
+      </w:r>
+      <w:proofErr w:type="spellEnd"/>
+      <w:r>
+        <w:rPr>
+          <w:rFonts w:ascii="Arial" w:hAnsi="Arial" w:cs="Arial"/>
+          <w:sz w:val="24"/>
+          <w:lang w:val="en-US"/>
+        </w:rPr>
+        <w:t xml:space="preserve"> Tilburg</w:t>
+      </w:r>
+    </w:p>
+    <w:p>
+      <w:pPr>
+        <w:pBdr>
+          <w:top w:val="single" w:sz="4" w:space="1" w:color="auto"/>
+          <w:left w:val="single" w:sz="4" w:space="4" w:color="auto"/>
+          <w:bottom w:val="single" w:sz="4" w:space="1" w:color="auto"/>
+          <w:right w:val="single" w:sz="4" w:space="4" w:color="auto"/>
+          <w:between w:val="single" w:sz="4" w:space="1" w:color="auto"/>
+          <w:bar w:val="single" w:sz="4" w:color="auto"/>
+        </w:pBdr>
+        <w:tabs>
+          <w:tab w:val="right" w:pos="3969"/>
+        </w:tabs>
+        <w:ind w:left="4248" w:hanging="4248"/>
+        <w:rPr>
+          <w:rFonts w:ascii="Arial" w:hAnsi="Arial" w:cs="Arial"/>
+          <w:sz w:val="24"/>
+        </w:rPr>
+      </w:pPr>
+      <w:r>
+        <w:rPr>
+          <w:rFonts w:ascii="Arial" w:hAnsi="Arial" w:cs="Arial"/>
+          <w:sz w:val="24"/>
+        </w:rPr>
+        <w:t xml:space="preserve">Juni </w:t>
+      </w:r>
+      <w:r>
+        <w:rPr>
+          <w:rFonts w:ascii="Arial" w:hAnsi="Arial" w:cs="Arial"/>
+          <w:sz w:val="24"/>
+        </w:rPr>
+        <w:t>t/m</w:t>
+      </w:r>
+      <w:r>
+        <w:rPr>
+          <w:rFonts w:ascii="Arial" w:hAnsi="Arial" w:cs="Arial"/>
+          <w:sz w:val="24"/>
         </w:rPr>
         <w:t xml:space="preserve"> </w:t>
       </w:r>
-      <w:r>
-        <w:rPr>
-          <w:rFonts w:ascii="Arial" w:hAnsi="Arial" w:cs="Arial"/>
-          <w:sz w:val="24"/>
-          <w:lang w:val="en-US"/>
-        </w:rPr>
-        <w:t>ad</w:t>
-      </w:r>
-      <w:r>
-        <w:rPr>
-          <w:rFonts w:ascii="Arial" w:hAnsi="Arial" w:cs="Arial"/>
-          <w:sz w:val="24"/>
-          <w:lang w:val="en-US"/>
-        </w:rPr>
-        <w:t>d</w:t>
-      </w:r>
-      <w:r>
-        <w:rPr>
-          <w:rFonts w:ascii="Arial" w:hAnsi="Arial" w:cs="Arial"/>
-          <w:sz w:val="24"/>
-          <w:lang w:val="en-US"/>
-        </w:rPr>
-        <w:t>res</w:t>
-      </w:r>
-      <w:r>
-        <w:rPr>
-          <w:rFonts w:ascii="Arial" w:hAnsi="Arial" w:cs="Arial"/>
-          <w:sz w:val="24"/>
-          <w:lang w:val="en-US"/>
-        </w:rPr>
-        <w:t>s</w:t>
-      </w:r>
-      <w:r>
-        <w:rPr>
-          <w:rFonts w:ascii="Arial" w:hAnsi="Arial" w:cs="Arial"/>
-          <w:sz w:val="24"/>
-          <w:lang w:val="en-US"/>
-        </w:rPr>
-        <w:tab/>
-      </w:r>
-      <w:r>
-        <w:rPr>
-          <w:rFonts w:ascii="Arial" w:hAnsi="Arial" w:cs="Arial"/>
-          <w:sz w:val="24"/>
-          <w:lang w:val="en-US"/>
-        </w:rPr>
-        <w:tab/>
-        <w:t>pepijn.emmers@hotmail.com</w:t>
-      </w:r>
-    </w:p>
-    <w:p>
-      <w:pPr>
-        <w:tabs>
-          <w:tab w:val="left" w:pos="3969"/>
-        </w:tabs>
-        <w:rPr>
-          <w:rFonts w:ascii="Arial" w:hAnsi="Arial" w:cs="Arial"/>
-          <w:sz w:val="24"/>
-          <w:lang w:val="en-US"/>
-        </w:rPr>
-      </w:pPr>
-      <w:r>
-        <w:rPr>
-          <w:rFonts w:ascii="Arial" w:hAnsi="Arial" w:cs="Arial"/>
-          <w:sz w:val="24"/>
-          <w:lang w:val="en-US"/>
-        </w:rPr>
-        <w:tab/>
-      </w:r>
-    </w:p>
-    <w:p>
-      <w:pPr>
-        <w:tabs>
-          <w:tab w:val="left" w:pos="3969"/>
-        </w:tabs>
-        <w:rPr>
-          <w:rFonts w:ascii="Arial" w:hAnsi="Arial" w:cs="Arial"/>
-          <w:sz w:val="24"/>
-          <w:lang w:val="en-US"/>
-        </w:rPr>
-      </w:pPr>
-      <w:r>
-        <w:rPr>
-          <w:rFonts w:ascii="Arial" w:hAnsi="Arial" w:cs="Arial"/>
-          <w:sz w:val="24"/>
-          <w:lang w:val="en-US"/>
-        </w:rPr>
-        <w:t xml:space="preserve"> </w:t>
-      </w:r>
-    </w:p>
-    <w:p>
-      <w:pPr>
-        <w:pBdr>
-          <w:top w:val="single" w:sz="4" w:space="1" w:color="auto"/>
-          <w:left w:val="single" w:sz="4" w:space="4" w:color="auto"/>
-          <w:bottom w:val="single" w:sz="4" w:space="1" w:color="auto"/>
-          <w:right w:val="single" w:sz="4" w:space="4" w:color="auto"/>
-          <w:between w:val="single" w:sz="4" w:space="1" w:color="auto"/>
-          <w:bar w:val="single" w:sz="4" w:color="auto"/>
-        </w:pBdr>
-        <w:tabs>
-          <w:tab w:val="left" w:pos="3969"/>
-        </w:tabs>
-        <w:rPr>
-          <w:rFonts w:ascii="Arial" w:hAnsi="Arial" w:cs="Arial"/>
-          <w:b/>
-          <w:sz w:val="24"/>
-          <w:lang w:val="en-US"/>
-        </w:rPr>
-      </w:pPr>
-      <w:r>
-        <w:rPr>
-          <w:rFonts w:ascii="Arial" w:hAnsi="Arial" w:cs="Arial"/>
-          <w:b/>
-          <w:sz w:val="24"/>
-          <w:lang w:val="en-US"/>
-        </w:rPr>
-        <w:t>Education</w:t>
-      </w:r>
-      <w:r>
-        <w:rPr>
-          <w:rFonts w:ascii="Arial" w:hAnsi="Arial" w:cs="Arial"/>
-          <w:b/>
-          <w:sz w:val="24"/>
-          <w:lang w:val="en-US"/>
-        </w:rPr>
-        <w:t>:</w:t>
-      </w:r>
-      <w:r>
-        <w:rPr>
-          <w:rFonts w:ascii="Arial" w:hAnsi="Arial" w:cs="Arial"/>
-          <w:b/>
-          <w:sz w:val="24"/>
-          <w:lang w:val="en-US"/>
-        </w:rPr>
-        <w:tab/>
-      </w:r>
-      <w:r>
-        <w:rPr>
-          <w:rFonts w:ascii="Arial" w:hAnsi="Arial" w:cs="Arial"/>
-          <w:sz w:val="24"/>
-          <w:lang w:val="en-US"/>
-        </w:rPr>
-        <w:tab/>
-      </w:r>
-      <w:r>
-        <w:rPr>
-          <w:rFonts w:ascii="Arial" w:hAnsi="Arial" w:cs="Arial"/>
-          <w:sz w:val="24"/>
-          <w:lang w:val="en-US"/>
-        </w:rPr>
-        <w:tab/>
-      </w:r>
-    </w:p>
-    <w:p>
-      <w:pPr>
-        <w:pBdr>
-          <w:top w:val="single" w:sz="4" w:space="1" w:color="auto"/>
-          <w:left w:val="single" w:sz="4" w:space="4" w:color="auto"/>
-          <w:bottom w:val="single" w:sz="4" w:space="1" w:color="auto"/>
-          <w:right w:val="single" w:sz="4" w:space="4" w:color="auto"/>
-          <w:between w:val="single" w:sz="4" w:space="1" w:color="auto"/>
-          <w:bar w:val="single" w:sz="4" w:color="auto"/>
-        </w:pBdr>
-        <w:tabs>
-          <w:tab w:val="left" w:pos="3969"/>
-        </w:tabs>
-        <w:rPr>
-          <w:rFonts w:ascii="Arial" w:hAnsi="Arial" w:cs="Arial"/>
-          <w:sz w:val="24"/>
-          <w:lang w:val="en-US"/>
-        </w:rPr>
-      </w:pPr>
-      <w:r>
-        <w:rPr>
-          <w:rFonts w:ascii="Arial" w:hAnsi="Arial" w:cs="Arial"/>
-          <w:sz w:val="24"/>
-          <w:lang w:val="en-US"/>
-        </w:rPr>
-        <w:t>2016 t/m 2020</w:t>
-      </w:r>
-      <w:r>
-        <w:rPr>
-          <w:rFonts w:ascii="Arial" w:hAnsi="Arial" w:cs="Arial"/>
-          <w:sz w:val="24"/>
-          <w:lang w:val="en-US"/>
-        </w:rPr>
-        <w:tab/>
-      </w:r>
-      <w:r>
-        <w:rPr>
-          <w:rFonts w:ascii="Arial" w:hAnsi="Arial" w:cs="Arial"/>
-          <w:sz w:val="24"/>
-          <w:lang w:val="en-US"/>
-        </w:rPr>
-        <w:tab/>
-        <w:t>VMBO-T diploma, Willem van Oranje college,</w:t>
-      </w:r>
-      <w:r>
-        <w:rPr>
-          <w:rFonts w:ascii="Arial" w:hAnsi="Arial" w:cs="Arial"/>
-          <w:sz w:val="24"/>
-          <w:lang w:val="en-US"/>
-        </w:rPr>
-        <w:br/>
-      </w:r>
-      <w:r>
-        <w:rPr>
-          <w:rFonts w:ascii="Arial" w:hAnsi="Arial" w:cs="Arial"/>
-          <w:sz w:val="24"/>
-          <w:lang w:val="en-US"/>
-        </w:rPr>
-        <w:tab/>
-      </w:r>
-      <w:r>
-        <w:rPr>
-          <w:rFonts w:ascii="Arial" w:hAnsi="Arial" w:cs="Arial"/>
-          <w:sz w:val="24"/>
-          <w:lang w:val="en-US"/>
-        </w:rPr>
-        <w:tab/>
-        <w:t>Waalwijk</w:t>
-      </w:r>
-    </w:p>
-    <w:p>
-      <w:pPr>
-        <w:pBdr>
-          <w:top w:val="single" w:sz="4" w:space="1" w:color="auto"/>
-          <w:left w:val="single" w:sz="4" w:space="4" w:color="auto"/>
-          <w:bottom w:val="single" w:sz="4" w:space="1" w:color="auto"/>
-          <w:right w:val="single" w:sz="4" w:space="4" w:color="auto"/>
-          <w:between w:val="single" w:sz="4" w:space="1" w:color="auto"/>
-          <w:bar w:val="single" w:sz="4" w:color="auto"/>
-        </w:pBdr>
-        <w:tabs>
-          <w:tab w:val="left" w:pos="4253"/>
-        </w:tabs>
-        <w:rPr>
-          <w:rFonts w:ascii="Arial" w:hAnsi="Arial" w:cs="Arial"/>
-          <w:sz w:val="24"/>
-          <w:lang w:val="en-US"/>
-        </w:rPr>
-      </w:pPr>
-      <w:r>
-        <w:rPr>
-          <w:rFonts w:ascii="Arial" w:hAnsi="Arial" w:cs="Arial"/>
-          <w:sz w:val="24"/>
-          <w:lang w:val="en-US"/>
-        </w:rPr>
-        <w:tab/>
-      </w:r>
-    </w:p>
-    <w:p>
-      <w:pPr>
-        <w:pBdr>
-          <w:top w:val="single" w:sz="4" w:space="1" w:color="auto"/>
-          <w:left w:val="single" w:sz="4" w:space="4" w:color="auto"/>
-          <w:bottom w:val="single" w:sz="4" w:space="1" w:color="auto"/>
-          <w:right w:val="single" w:sz="4" w:space="4" w:color="auto"/>
-          <w:between w:val="single" w:sz="4" w:space="1" w:color="auto"/>
-          <w:bar w:val="single" w:sz="4" w:color="auto"/>
-        </w:pBdr>
-        <w:tabs>
-          <w:tab w:val="left" w:pos="4253"/>
-        </w:tabs>
-        <w:rPr>
-          <w:rFonts w:ascii="Arial" w:hAnsi="Arial" w:cs="Arial"/>
-          <w:sz w:val="24"/>
-          <w:lang w:val="en-US"/>
-        </w:rPr>
-      </w:pPr>
-      <w:r>
-        <w:rPr>
-          <w:rFonts w:ascii="Arial" w:hAnsi="Arial" w:cs="Arial"/>
-          <w:sz w:val="24"/>
-          <w:lang w:val="en-US"/>
-        </w:rPr>
-        <w:t xml:space="preserve">2020 t/m </w:t>
-      </w:r>
-      <w:r>
-        <w:rPr>
-          <w:rFonts w:ascii="Arial" w:hAnsi="Arial" w:cs="Arial"/>
-          <w:sz w:val="24"/>
-          <w:lang w:val="en-US"/>
-        </w:rPr>
-        <w:t xml:space="preserve">present              </w:t>
-      </w:r>
-      <w:r>
-        <w:rPr>
-          <w:rFonts w:ascii="Arial" w:hAnsi="Arial" w:cs="Arial"/>
-          <w:sz w:val="24"/>
-          <w:lang w:val="en-US"/>
-        </w:rPr>
-        <w:tab/>
-      </w:r>
-      <w:r>
-        <w:rPr>
-          <w:rFonts w:ascii="Arial" w:hAnsi="Arial" w:cs="Arial"/>
-          <w:sz w:val="24"/>
-          <w:lang w:val="en-US"/>
-        </w:rPr>
-        <w:t xml:space="preserve">Software Developer, ICT-Academie, </w:t>
-      </w:r>
-    </w:p>
-    <w:p>
-      <w:pPr>
-        <w:pBdr>
-          <w:top w:val="single" w:sz="4" w:space="1" w:color="auto"/>
-          <w:left w:val="single" w:sz="4" w:space="4" w:color="auto"/>
-          <w:bottom w:val="single" w:sz="4" w:space="1" w:color="auto"/>
-          <w:right w:val="single" w:sz="4" w:space="4" w:color="auto"/>
-          <w:between w:val="single" w:sz="4" w:space="1" w:color="auto"/>
-          <w:bar w:val="single" w:sz="4" w:color="auto"/>
-        </w:pBdr>
-        <w:tabs>
-          <w:tab w:val="left" w:pos="4253"/>
-        </w:tabs>
-        <w:rPr>
-          <w:rFonts w:ascii="Arial" w:hAnsi="Arial" w:cs="Arial"/>
-          <w:sz w:val="24"/>
-          <w:lang w:val="en-US"/>
-        </w:rPr>
-      </w:pPr>
-      <w:r>
-        <w:rPr>
-          <w:rFonts w:ascii="Arial" w:hAnsi="Arial" w:cs="Arial"/>
-          <w:sz w:val="24"/>
-          <w:lang w:val="en-US"/>
-        </w:rPr>
-        <w:tab/>
-      </w:r>
-      <w:r>
-        <w:rPr>
-          <w:rFonts w:ascii="Arial" w:hAnsi="Arial" w:cs="Arial"/>
-          <w:sz w:val="24"/>
-          <w:lang w:val="en-US"/>
-        </w:rPr>
-        <w:t>Koning Willem I College, ’s-Hertogenbosch</w:t>
-      </w:r>
-      <w:r>
-        <w:rPr>
-          <w:rFonts w:ascii="Arial" w:hAnsi="Arial" w:cs="Arial"/>
-          <w:sz w:val="24"/>
-          <w:lang w:val="en-US"/>
-        </w:rPr>
-        <w:tab/>
-      </w:r>
-    </w:p>
-    <w:p>
-      <w:pPr>
-        <w:tabs>
-          <w:tab w:val="left" w:pos="3540"/>
-        </w:tabs>
-        <w:rPr>
-          <w:rFonts w:ascii="Arial" w:hAnsi="Arial" w:cs="Arial"/>
-          <w:sz w:val="24"/>
-          <w:lang w:val="en-US"/>
-        </w:rPr>
-      </w:pPr>
-      <w:r>
-        <w:rPr>
-          <w:rFonts w:ascii="Arial" w:hAnsi="Arial" w:cs="Arial"/>
-          <w:sz w:val="24"/>
-          <w:lang w:val="en-US"/>
-        </w:rPr>
-        <w:t xml:space="preserve"> </w:t>
-      </w:r>
-    </w:p>
-    <w:p>
-      <w:pPr>
-        <w:tabs>
-          <w:tab w:val="left" w:pos="3540"/>
-        </w:tabs>
-        <w:rPr>
-          <w:rFonts w:ascii="Arial" w:hAnsi="Arial" w:cs="Arial"/>
-          <w:sz w:val="24"/>
-          <w:lang w:val="en-US"/>
-        </w:rPr>
-      </w:pPr>
-      <w:r>
-        <w:rPr>
-          <w:rFonts w:ascii="Arial" w:hAnsi="Arial" w:cs="Arial"/>
-          <w:sz w:val="24"/>
-          <w:lang w:val="en-US"/>
-        </w:rPr>
-        <w:tab/>
-      </w:r>
-    </w:p>
-    <w:p>
-      <w:pPr>
-        <w:pBdr>
-          <w:top w:val="single" w:sz="4" w:space="1" w:color="auto"/>
-          <w:left w:val="single" w:sz="4" w:space="4" w:color="auto"/>
-          <w:bottom w:val="single" w:sz="4" w:space="1" w:color="auto"/>
-          <w:right w:val="single" w:sz="4" w:space="4" w:color="auto"/>
-          <w:between w:val="single" w:sz="4" w:space="1" w:color="auto"/>
-          <w:bar w:val="single" w:sz="4" w:color="auto"/>
-        </w:pBdr>
-        <w:tabs>
-          <w:tab w:val="left" w:pos="2580"/>
-        </w:tabs>
-        <w:rPr>
-          <w:rFonts w:ascii="Arial" w:hAnsi="Arial" w:cs="Arial"/>
-          <w:sz w:val="24"/>
-          <w:lang w:val="en-US"/>
-        </w:rPr>
-      </w:pPr>
-      <w:r>
-        <w:rPr>
-          <w:rFonts w:ascii="Arial" w:hAnsi="Arial" w:cs="Arial"/>
-          <w:b/>
-          <w:sz w:val="24"/>
-          <w:lang w:val="en-US"/>
-        </w:rPr>
-        <w:t>Work</w:t>
-      </w:r>
-      <w:r>
-        <w:rPr>
-          <w:rFonts w:ascii="Arial" w:hAnsi="Arial" w:cs="Arial"/>
-          <w:b/>
-          <w:sz w:val="24"/>
-          <w:lang w:val="en-US"/>
-        </w:rPr>
-        <w:t xml:space="preserve">- </w:t>
-      </w:r>
-      <w:r>
-        <w:rPr>
-          <w:rFonts w:ascii="Arial" w:hAnsi="Arial" w:cs="Arial"/>
-          <w:b/>
-          <w:sz w:val="24"/>
-          <w:lang w:val="en-US"/>
-        </w:rPr>
-        <w:t xml:space="preserve">and </w:t>
-      </w:r>
-      <w:r>
-        <w:rPr>
-          <w:rFonts w:ascii="Arial" w:hAnsi="Arial" w:cs="Arial"/>
-          <w:b/>
-          <w:sz w:val="24"/>
-          <w:lang w:val="en-US"/>
-        </w:rPr>
-        <w:t>intern</w:t>
-      </w:r>
-      <w:r>
-        <w:rPr>
-          <w:rFonts w:ascii="Arial" w:hAnsi="Arial" w:cs="Arial"/>
-          <w:b/>
-          <w:sz w:val="24"/>
-          <w:lang w:val="en-US"/>
-        </w:rPr>
-        <w:t>ship</w:t>
-      </w:r>
-      <w:r>
-        <w:rPr>
-          <w:rFonts w:ascii="Arial" w:hAnsi="Arial" w:cs="Arial"/>
-          <w:b/>
-          <w:sz w:val="24"/>
-          <w:lang w:val="en-US"/>
-        </w:rPr>
-        <w:t>-</w:t>
-      </w:r>
-      <w:r>
-        <w:rPr>
-          <w:rFonts w:ascii="Arial" w:hAnsi="Arial" w:cs="Arial"/>
-          <w:b/>
-          <w:sz w:val="24"/>
-          <w:lang w:val="en-US"/>
-        </w:rPr>
-        <w:t>experience</w:t>
-      </w:r>
-      <w:r>
-        <w:rPr>
-          <w:rFonts w:ascii="Arial" w:hAnsi="Arial" w:cs="Arial"/>
-          <w:b/>
-          <w:sz w:val="24"/>
-          <w:lang w:val="en-US"/>
-        </w:rPr>
-        <w:t>:</w:t>
-      </w:r>
-      <w:r>
-        <w:rPr>
-          <w:rFonts w:ascii="Arial" w:hAnsi="Arial" w:cs="Arial"/>
-          <w:b/>
-          <w:sz w:val="24"/>
-          <w:lang w:val="en-US"/>
-        </w:rPr>
-        <w:t xml:space="preserve"> </w:t>
-      </w:r>
-      <w:r>
-        <w:rPr>
-          <w:rFonts w:ascii="Arial" w:hAnsi="Arial" w:cs="Arial"/>
-          <w:b/>
-          <w:sz w:val="24"/>
-          <w:lang w:val="en-US"/>
-        </w:rPr>
-        <w:t xml:space="preserve"> </w:t>
-      </w:r>
-    </w:p>
-    <w:p>
-      <w:pPr>
-        <w:pBdr>
-          <w:top w:val="single" w:sz="4" w:space="1" w:color="auto"/>
-          <w:left w:val="single" w:sz="4" w:space="4" w:color="auto"/>
-          <w:bottom w:val="single" w:sz="4" w:space="1" w:color="auto"/>
-          <w:right w:val="single" w:sz="4" w:space="4" w:color="auto"/>
-          <w:between w:val="single" w:sz="4" w:space="1" w:color="auto"/>
-          <w:bar w:val="single" w:sz="4" w:color="auto"/>
-        </w:pBdr>
-        <w:rPr>
-          <w:rFonts w:ascii="Arial" w:hAnsi="Arial" w:cs="Arial"/>
-          <w:sz w:val="24"/>
-          <w:lang w:val="en-US"/>
-        </w:rPr>
-      </w:pPr>
-    </w:p>
-    <w:p>
-      <w:pPr>
-        <w:pBdr>
-          <w:top w:val="single" w:sz="4" w:space="1" w:color="auto"/>
-          <w:left w:val="single" w:sz="4" w:space="4" w:color="auto"/>
-          <w:bottom w:val="single" w:sz="4" w:space="1" w:color="auto"/>
-          <w:right w:val="single" w:sz="4" w:space="4" w:color="auto"/>
-          <w:between w:val="single" w:sz="4" w:space="1" w:color="auto"/>
-          <w:bar w:val="single" w:sz="4" w:color="auto"/>
-        </w:pBdr>
-        <w:tabs>
-          <w:tab w:val="right" w:pos="3969"/>
-        </w:tabs>
-        <w:ind w:left="4248" w:hanging="4248"/>
-        <w:rPr>
-          <w:rFonts w:ascii="Arial" w:hAnsi="Arial" w:cs="Arial"/>
-          <w:sz w:val="24"/>
-          <w:lang w:val="en-US"/>
-        </w:rPr>
-      </w:pPr>
-      <w:r>
-        <w:rPr>
-          <w:rFonts w:ascii="Arial" w:hAnsi="Arial" w:cs="Arial"/>
-          <w:sz w:val="24"/>
-          <w:lang w:val="en-US"/>
-        </w:rPr>
-        <w:t>2018 t/m 2018</w:t>
-      </w:r>
-      <w:r>
-        <w:rPr>
-          <w:rFonts w:ascii="Arial" w:hAnsi="Arial" w:cs="Arial"/>
-          <w:sz w:val="24"/>
-          <w:lang w:val="en-US"/>
-        </w:rPr>
-        <w:t xml:space="preserve"> (1 week)</w:t>
-      </w:r>
-      <w:r>
-        <w:rPr>
-          <w:rFonts w:ascii="Arial" w:hAnsi="Arial" w:cs="Arial"/>
-          <w:sz w:val="24"/>
-          <w:lang w:val="en-US"/>
-        </w:rPr>
-        <w:tab/>
-      </w:r>
-      <w:r>
-        <w:rPr>
-          <w:rFonts w:ascii="Arial" w:hAnsi="Arial" w:cs="Arial"/>
-          <w:sz w:val="24"/>
-          <w:lang w:val="en-US"/>
-        </w:rPr>
-        <w:tab/>
-      </w:r>
-      <w:r>
-        <w:rPr>
-          <w:rFonts w:ascii="Arial" w:hAnsi="Arial" w:cs="Arial"/>
-          <w:bCs/>
-          <w:sz w:val="24"/>
-          <w:lang w:val="en-US"/>
-        </w:rPr>
-        <w:t>I</w:t>
-      </w:r>
-      <w:r>
-        <w:rPr>
-          <w:rFonts w:ascii="Arial" w:hAnsi="Arial" w:cs="Arial"/>
-          <w:bCs/>
-          <w:sz w:val="24"/>
-          <w:lang w:val="en-US"/>
-        </w:rPr>
-        <w:t>nternship</w:t>
-      </w:r>
-      <w:r>
-        <w:rPr>
-          <w:rFonts w:ascii="Arial" w:hAnsi="Arial" w:cs="Arial"/>
-          <w:sz w:val="24"/>
-          <w:lang w:val="en-US"/>
-        </w:rPr>
-        <w:t xml:space="preserve"> </w:t>
-      </w:r>
-      <w:r>
-        <w:rPr>
-          <w:rFonts w:ascii="Arial" w:hAnsi="Arial" w:cs="Arial"/>
-          <w:sz w:val="24"/>
-          <w:lang w:val="en-US"/>
-        </w:rPr>
-        <w:t>ICT</w:t>
-      </w:r>
-      <w:r>
-        <w:rPr>
-          <w:rFonts w:ascii="Arial" w:hAnsi="Arial" w:cs="Arial"/>
-          <w:sz w:val="24"/>
-          <w:lang w:val="en-US"/>
-        </w:rPr>
-        <w:t>-servicedesk,  Achmea Tilburg</w:t>
-      </w:r>
-    </w:p>
-    <w:p>
-      <w:pPr>
-        <w:pBdr>
-          <w:top w:val="single" w:sz="4" w:space="1" w:color="auto"/>
-          <w:left w:val="single" w:sz="4" w:space="4" w:color="auto"/>
-          <w:bottom w:val="single" w:sz="4" w:space="1" w:color="auto"/>
-          <w:right w:val="single" w:sz="4" w:space="4" w:color="auto"/>
-          <w:between w:val="single" w:sz="4" w:space="1" w:color="auto"/>
-          <w:bar w:val="single" w:sz="4" w:color="auto"/>
-        </w:pBdr>
-        <w:tabs>
-          <w:tab w:val="right" w:pos="3969"/>
-        </w:tabs>
-        <w:ind w:left="4248" w:hanging="4248"/>
-        <w:rPr>
-          <w:rFonts w:ascii="Arial" w:hAnsi="Arial" w:cs="Arial"/>
-          <w:sz w:val="24"/>
-        </w:rPr>
-      </w:pPr>
-      <w:r>
-        <w:rPr>
-          <w:rFonts w:ascii="Arial" w:hAnsi="Arial" w:cs="Arial"/>
-          <w:sz w:val="24"/>
-        </w:rPr>
-        <w:t xml:space="preserve">Juni </w:t>
-      </w:r>
-      <w:r>
-        <w:rPr>
-          <w:rFonts w:ascii="Arial" w:hAnsi="Arial" w:cs="Arial"/>
-          <w:sz w:val="24"/>
-        </w:rPr>
-        <w:t>t/m</w:t>
-      </w:r>
-      <w:r>
-        <w:rPr>
-          <w:rFonts w:ascii="Arial" w:hAnsi="Arial" w:cs="Arial"/>
-          <w:sz w:val="24"/>
-        </w:rPr>
-        <w:t xml:space="preserve"> </w:t>
-      </w:r>
       <w:bookmarkStart w:id="0" w:name="_Hlk61268589"/>
       <w:r>
         <w:rPr>
@@ -1321,6 +1406,7 @@
         <w:tab/>
         <w:t xml:space="preserve">Horeca, </w:t>
       </w:r>
+      <w:proofErr w:type="spellStart"/>
       <w:r>
         <w:rPr>
           <w:rFonts w:ascii="Arial" w:hAnsi="Arial" w:cs="Arial"/>
@@ -1328,6 +1414,7 @@
         </w:rPr>
         <w:t>Dishwasher</w:t>
       </w:r>
+      <w:proofErr w:type="spellEnd"/>
       <w:r>
         <w:rPr>
           <w:rFonts w:ascii="Arial" w:hAnsi="Arial" w:cs="Arial"/>
@@ -1625,6 +1712,7 @@
         </w:rPr>
         <w:t>/</w:t>
       </w:r>
+      <w:proofErr w:type="spellStart"/>
       <w:r>
         <w:rPr>
           <w:rFonts w:ascii="Arial" w:hAnsi="Arial" w:cs="Arial"/>
@@ -1632,8 +1720,9 @@
           <w:sz w:val="24"/>
           <w:lang w:val="en-US"/>
         </w:rPr>
-        <w:t>wachting N</w:t>
-      </w:r>
+        <w:t>wachting</w:t>
+      </w:r>
+      <w:proofErr w:type="spellEnd"/>
       <w:r>
         <w:rPr>
           <w:rFonts w:ascii="Arial" w:hAnsi="Arial" w:cs="Arial"/>
@@ -1641,77 +1730,16 @@
           <w:sz w:val="24"/>
           <w:lang w:val="en-US"/>
         </w:rPr>
+        <w:t xml:space="preserve"> N</w:t>
+      </w:r>
+      <w:r>
+        <w:rPr>
+          <w:rFonts w:ascii="Arial" w:hAnsi="Arial" w:cs="Arial"/>
+          <w:bCs/>
+          <w:sz w:val="24"/>
+          <w:lang w:val="en-US"/>
+        </w:rPr>
         <w:t>etflix</w:t>
-      </w:r>
-    </w:p>
-    <w:p>
-      <w:pPr>
-        <w:spacing w:after="160" w:line="259" w:lineRule="auto"/>
-        <w:rPr>
-          <w:rFonts w:ascii="Arial" w:hAnsi="Arial" w:cs="Arial"/>
-          <w:bCs/>
-          <w:sz w:val="24"/>
-          <w:lang w:val="en-US"/>
-        </w:rPr>
-      </w:pPr>
-    </w:p>
-    <w:p>
-      <w:pPr>
-        <w:spacing w:after="160" w:line="259" w:lineRule="auto"/>
-        <w:rPr>
-          <w:rFonts w:ascii="Arial" w:hAnsi="Arial" w:cs="Arial"/>
-          <w:bCs/>
-          <w:i/>
-          <w:iCs/>
-          <w:sz w:val="22"/>
-          <w:szCs w:val="18"/>
-          <w:lang w:val="en-US"/>
-        </w:rPr>
-      </w:pPr>
-      <w:r>
-        <w:rPr>
-          <w:rFonts w:ascii="Arial" w:hAnsi="Arial" w:cs="Arial"/>
-          <w:b/>
-          <w:sz w:val="24"/>
-          <w:lang w:val="en-US"/>
-        </w:rPr>
-        <w:t xml:space="preserve">** </w:t>
-      </w:r>
-      <w:r>
-        <w:rPr>
-          <w:rFonts w:ascii="Arial" w:hAnsi="Arial" w:cs="Arial"/>
-          <w:bCs/>
-          <w:i/>
-          <w:iCs/>
-          <w:sz w:val="22"/>
-          <w:szCs w:val="18"/>
-          <w:lang w:val="en-US"/>
-        </w:rPr>
-        <w:t>Send me a</w:t>
-      </w:r>
-      <w:r>
-        <w:rPr>
-          <w:rFonts w:ascii="Arial" w:hAnsi="Arial" w:cs="Arial"/>
-          <w:bCs/>
-          <w:i/>
-          <w:iCs/>
-          <w:sz w:val="22"/>
-          <w:szCs w:val="18"/>
-          <w:lang w:val="en-US"/>
-        </w:rPr>
-        <w:t xml:space="preserve">n e-mail </w:t>
-      </w:r>
-      <w:r>
-        <w:rPr>
-          <w:rFonts w:ascii="Arial" w:hAnsi="Arial" w:cs="Arial"/>
-          <w:bCs/>
-          <w:i/>
-          <w:iCs/>
-          <w:sz w:val="22"/>
-          <w:szCs w:val="18"/>
-          <w:lang w:val="en-US"/>
-        </w:rPr>
-        <w:t>for this information</w:t>
       </w:r>
     </w:p>
     <w:sectPr>
